--- a/templates/documentation/test.docx
+++ b/templates/documentation/test.docx
@@ -4,7 +4,57 @@
   <w:body>
     <w:p>
       <w:r>
+        <w:t xml:space="preserve">Анкета</w:t>
+      </w:r>
+    </w:p>
+    <w:p>
+      <w:r>
+        <w:t xml:space="preserve"/>
+      </w:r>
+    </w:p>
+    <w:p>
+      <w:r>
         <w:t xml:space="preserve">Имя: {имя}</w:t>
+      </w:r>
+    </w:p>
+    <w:p>
+      <w:r>
+        <w:t xml:space="preserve">Отчество: {отчество}</w:t>
+      </w:r>
+    </w:p>
+    <w:p>
+      <w:r>
+        <w:t xml:space="preserve">Пол: {пол}</w:t>
+      </w:r>
+    </w:p>
+    <w:p>
+      <w:r>
+        <w:t xml:space="preserve">Возраст (полных лет): {возраст}</w:t>
+      </w:r>
+    </w:p>
+    <w:p>
+      <w:r>
+        <w:t xml:space="preserve">Дата рождения: {дата_рождения}</w:t>
+      </w:r>
+    </w:p>
+    <w:p>
+      <w:r>
+        <w:t xml:space="preserve">Страна: {страна}</w:t>
+      </w:r>
+    </w:p>
+    <w:p>
+      <w:r>
+        <w:t xml:space="preserve"/>
+      </w:r>
+    </w:p>
+    <w:p>
+      <w:r>
+        <w:t xml:space="preserve">Комментарий:</w:t>
+      </w:r>
+    </w:p>
+    <w:p>
+      <w:r>
+        <w:t xml:space="preserve">{комментарий}</w:t>
       </w:r>
     </w:p>
   </w:body>

--- a/templates/documentation/test.docx
+++ b/templates/documentation/test.docx
@@ -49,6 +49,26 @@
     </w:p>
     <w:p>
       <w:r>
+        <w:t xml:space="preserve">Заместитель: {Фам_Имя_Отч_зама_им_пад}</w:t>
+      </w:r>
+    </w:p>
+    <w:p>
+      <w:r>
+        <w:t xml:space="preserve">В лице (род.п.): {Фам_Имя_Отч_зама_род_пад}</w:t>
+      </w:r>
+    </w:p>
+    <w:p>
+      <w:r>
+        <w:t xml:space="preserve">Должность: {должность_зама}</w:t>
+      </w:r>
+    </w:p>
+    <w:p>
+      <w:r>
+        <w:t xml:space="preserve"/>
+      </w:r>
+    </w:p>
+    <w:p>
+      <w:r>
         <w:t xml:space="preserve">Комментарий:</w:t>
       </w:r>
     </w:p>
